--- a/Notes/NotesOnPhilosophy.docx
+++ b/Notes/NotesOnPhilosophy.docx
@@ -374,6 +374,26 @@
             </w:tabs>
             <w:rPr/>
           </w:pPr>
+          <w:hyperlink w:anchor="__RefHeading___Toc1218_1493161326">
+            <w:r>
+              <w:rPr>
+                <w:rStyle w:val="IndexLink"/>
+              </w:rPr>
+              <w:t>Kant, Critique of Judgment</w:t>
+              <w:tab/>
+              <w:t>41</w:t>
+            </w:r>
+          </w:hyperlink>
+        </w:p>
+        <w:p>
+          <w:pPr>
+            <w:pStyle w:val="TOC1"/>
+            <w:tabs>
+              <w:tab w:val="clear" w:pos="9972"/>
+              <w:tab w:val="right" w:pos="9971" w:leader="dot"/>
+            </w:tabs>
+            <w:rPr/>
+          </w:pPr>
           <w:hyperlink w:anchor="__RefHeading___Toc618_811121753">
             <w:r>
               <w:rPr>
@@ -381,7 +401,7 @@
               </w:rPr>
               <w:t>Hegel, Lectures on the History of Philosophy</w:t>
               <w:tab/>
-              <w:t>41</w:t>
+              <w:t>43</w:t>
             </w:r>
           </w:hyperlink>
         </w:p>
@@ -401,7 +421,7 @@
               </w:rPr>
               <w:t>Raymond Williams, Marxism and Literature</w:t>
               <w:tab/>
-              <w:t>42</w:t>
+              <w:t>44</w:t>
             </w:r>
           </w:hyperlink>
         </w:p>
@@ -421,7 +441,7 @@
               </w:rPr>
               <w:t>Alfred Sohn-Rethel, Intellectual and Manual Labour</w:t>
               <w:tab/>
-              <w:t>43</w:t>
+              <w:t>45</w:t>
             </w:r>
           </w:hyperlink>
           <w:r>
@@ -11770,11 +11790,11 @@
         <w:ind w:hanging="0" w:start="0"/>
         <w:rPr/>
       </w:pPr>
-      <w:bookmarkStart w:id="44" w:name="__RefHeading___Toc618_811121753"/>
+      <w:bookmarkStart w:id="44" w:name="__RefHeading___Toc1218_1493161326"/>
       <w:bookmarkEnd w:id="44"/>
       <w:r>
         <w:rPr/>
-        <w:t>Hegel, Lectures on the History of Philosophy</w:t>
+        <w:t>Kant, Critique of Judgment</w:t>
       </w:r>
     </w:p>
     <w:p>
@@ -11787,57 +11807,101 @@
         <w:ind w:hanging="0" w:start="0"/>
         <w:rPr/>
       </w:pPr>
-      <w:bookmarkStart w:id="45" w:name="__RefHeading___Toc620_811121753"/>
-      <w:bookmarkEnd w:id="45"/>
-      <w:r>
-        <w:rPr/>
-        <w:t>Inaugural Address</w:t>
-      </w:r>
-    </w:p>
-    <w:p>
-      <w:pPr>
-        <w:pStyle w:val="Normal"/>
-        <w:numPr>
-          <w:ilvl w:val="0"/>
-          <w:numId w:val="27"/>
-        </w:numPr>
-        <w:rPr/>
-      </w:pPr>
-      <w:r>
-        <w:rPr/>
-        <w:t xml:space="preserve">"The necessities of the time have accorded to the petty interests of everyday life such overwhelming attention: the deep interests of actuality and the strife respecting these have engrossed all the powers and the forces of the mind — as also the necessary means — to so great an extent, that no place has been left to the higher inward life, the intellectual operations of a purer sort; and the better natures have thus been stunted in their growth, and in great measure sacrificed. </w:t>
+      <w:r>
+        <w:rPr/>
+        <w:t>First Introduction</w:t>
+      </w:r>
+    </w:p>
+    <w:p>
+      <w:pPr>
+        <w:pStyle w:val="BodyText"/>
+        <w:numPr>
+          <w:ilvl w:val="0"/>
+          <w:numId w:val="69"/>
+        </w:numPr>
+        <w:rPr/>
+      </w:pPr>
+      <w:r>
+        <w:rPr/>
+        <w:t>On Philosophy as a System</w:t>
+      </w:r>
+    </w:p>
+    <w:p>
+      <w:pPr>
+        <w:pStyle w:val="BodyText"/>
+        <w:numPr>
+          <w:ilvl w:val="0"/>
+          <w:numId w:val="0"/>
+        </w:numPr>
+        <w:ind w:hanging="0" w:start="720"/>
+        <w:rPr/>
+      </w:pPr>
+      <w:r>
+        <w:rPr/>
+        <w:t xml:space="preserve">The critique of pure reason is not philosophy proper, but examines its possibility. Separation of logic (the form of systematic thinking) and the actual investigation of objects. </w:t>
+      </w:r>
+    </w:p>
+    <w:p>
+      <w:pPr>
+        <w:pStyle w:val="BodyText"/>
+        <w:numPr>
+          <w:ilvl w:val="0"/>
+          <w:numId w:val="0"/>
+        </w:numPr>
+        <w:ind w:hanging="0" w:start="720"/>
+        <w:rPr/>
+      </w:pPr>
+      <w:r>
+        <w:rPr/>
+        <w:t xml:space="preserve">Division of Philosophy in theoretical (philosophy of nature, empirical), and practical (morals, contains only pure a priori principles). </w:t>
+      </w:r>
+    </w:p>
+    <w:p>
+      <w:pPr>
+        <w:pStyle w:val="BodyText"/>
+        <w:numPr>
+          <w:ilvl w:val="0"/>
+          <w:numId w:val="0"/>
+        </w:numPr>
+        <w:ind w:hanging="0" w:start="720"/>
+        <w:rPr/>
+      </w:pPr>
+      <w:r>
+        <w:rPr/>
+        <w:t>Practical philosophy also seems to deal with freedom. This leads to misunderstanding. Many things are misclassified as practical philosophy, such as statesmanship and political economy. These are merely the practical application of theoretical philosophy. They do not introduce a new object of philosophical investigation. Like dropping a pen: this is an application of the laws of theoretical physics, but it does not in itself constitute a new object for physics to study. For a true practical philosophy, it must deal with freedom under laws.</w:t>
+      </w:r>
+    </w:p>
+    <w:p>
+      <w:pPr>
+        <w:pStyle w:val="BodyText"/>
+        <w:numPr>
+          <w:ilvl w:val="0"/>
+          <w:numId w:val="0"/>
+        </w:numPr>
+        <w:ind w:hanging="0" w:start="720"/>
+        <w:rPr/>
+      </w:pPr>
+      <w:r>
+        <w:rPr/>
+        <w:t xml:space="preserve">(4) "In a word: all practical propositions that derive that which nature can contain from the faculty of choice as a cause collectively belong to theoretical philosophy, as cognition of nature; only those propositions which give the law to freedom are specifically distinguished from the former in virtue of their content. One can say of the former that they constitute the practical part of a </w:t>
       </w:r>
       <w:r>
         <w:rPr>
           <w:b/>
           <w:bCs/>
         </w:rPr>
-        <w:t>Because the spirit of the world was thus occupied, it could not look within and withdraw into itself.</w:t>
-      </w:r>
-      <w:r>
-        <w:rPr/>
-        <w:t>"</w:t>
-      </w:r>
-    </w:p>
-    <w:p>
-      <w:pPr>
-        <w:pStyle w:val="Normal"/>
-        <w:numPr>
-          <w:ilvl w:val="0"/>
-          <w:numId w:val="27"/>
-        </w:numPr>
-        <w:rPr/>
-      </w:pPr>
-      <w:r>
-        <w:rPr/>
-        <w:t xml:space="preserve">"... the Church may now resume her high position — that in addition to the kingdom of the world to which all thoughts and efforts have hitherto been directed, </w:t>
+        <w:t>philosophy of nature</w:t>
+      </w:r>
+      <w:r>
+        <w:rPr/>
+        <w:t xml:space="preserve">, but the latter alone ground a special </w:t>
       </w:r>
       <w:r>
         <w:rPr>
           <w:b/>
           <w:bCs/>
         </w:rPr>
-        <w:t>the Kingdom of God may also be considered.</w:t>
+        <w:t>practical philosophy.</w:t>
       </w:r>
       <w:r>
         <w:rPr/>
@@ -11846,210 +11910,115 @@
     </w:p>
     <w:p>
       <w:pPr>
-        <w:pStyle w:val="Normal"/>
-        <w:numPr>
-          <w:ilvl w:val="0"/>
-          <w:numId w:val="27"/>
-        </w:numPr>
-        <w:rPr/>
-      </w:pPr>
-      <w:r>
-        <w:rPr/>
-        <w:t xml:space="preserve">"We shall see in the History of Philosophy that in other European countries in which the sciences and the cultivation of the understanding have been prosecuted with zeal and with respect, </w:t>
-      </w:r>
+        <w:pStyle w:val="BodyText"/>
+        <w:numPr>
+          <w:ilvl w:val="0"/>
+          <w:numId w:val="0"/>
+        </w:numPr>
+        <w:ind w:hanging="0" w:start="720"/>
+        <w:rPr/>
+      </w:pPr>
       <w:r>
         <w:rPr>
           <w:b/>
           <w:bCs/>
         </w:rPr>
-        <w:t>Philosophy, excepting in name, has sunk even from memory, and that it is in the German nation that it has been retained as a peculiar possession.</w:t>
-      </w:r>
-      <w:r>
-        <w:rPr/>
-        <w:t xml:space="preserve"> We have received the higher call of Nature to be the conservers of this holy flame ..."</w:t>
-      </w:r>
-    </w:p>
-    <w:p>
-      <w:pPr>
-        <w:pStyle w:val="Normal"/>
-        <w:numPr>
-          <w:ilvl w:val="0"/>
-          <w:numId w:val="27"/>
-        </w:numPr>
-        <w:rPr/>
-      </w:pPr>
-      <w:r>
-        <w:rPr/>
-        <w:t xml:space="preserve">"We have already got so far, and have attained to a seriousness so much greater and a consciousness so much deeper, that for us ideas and that which our reason justifies, can alone have weight; to speak more plainly, </w:t>
-      </w:r>
-      <w:r>
+        <w:t>Remark</w:t>
+      </w:r>
+      <w:r>
+        <w:rPr/>
+        <w:t>: We must be careful to not consider as philosophy what is merely its application. Kant demonstrates this through a discussion of geometry, physics, and psychology. We can call the practical propositions in these fields "technical" rather than practical.</w:t>
+      </w:r>
+    </w:p>
+    <w:p>
+      <w:pPr>
+        <w:pStyle w:val="BodyText"/>
+        <w:numPr>
+          <w:ilvl w:val="0"/>
+          <w:numId w:val="0"/>
+        </w:numPr>
+        <w:ind w:hanging="0" w:start="720"/>
+        <w:rPr/>
+      </w:pPr>
+      <w:r>
+        <w:rPr/>
+        <w:t>(6) "Only those [propositions] which directly exhibit the determination of an action as necessary merely through the representation of its form (in accordance with laws in general), without regard to the means of the object that is thereby to be realized, can and must have their own special principles (in the idea of freedom).... Further there can be no insight into its possibility through the knowledge of nature (theory). Thus only those propositions alone belong to a special part of a system of rational cognitions, under the name of practical philosophy."</w:t>
+      </w:r>
+    </w:p>
+    <w:p>
+      <w:pPr>
+        <w:pStyle w:val="BodyText"/>
+        <w:numPr>
+          <w:ilvl w:val="0"/>
+          <w:numId w:val="0"/>
+        </w:numPr>
+        <w:ind w:hanging="0" w:start="720"/>
+        <w:rPr/>
+      </w:pPr>
+      <w:r>
+        <w:rPr/>
+        <w:t>(7) "However, we shall in the future also use the expression ‘‘technique’’ where objects of nature are sometimes merely judged as if their possibility were grounded in art, in which cases the judgments are neither theoretical nor practical (in the sense just adduced), since they do not determine anything about the constitution of the object nor the way in which to produce it; rather through them nature itself is judged, but merely in accordance with the analogy with an art, and indeed in subjective relation to our cognitive faculty, not in objective relation to the objects. Now here we will not indeed call the judgments themselves technical, but rather the power of judgment, on whose laws they are grounded, and in accordance with it we will also call nature technical; further, this technique, since it contains no objectively determining propositions, does not constitute any part of doctrinal philosophy, but only a part of the critique of our faculty of cognition."</w:t>
+      </w:r>
+    </w:p>
+    <w:p>
+      <w:pPr>
+        <w:pStyle w:val="BodyText"/>
+        <w:numPr>
+          <w:ilvl w:val="0"/>
+          <w:numId w:val="0"/>
+        </w:numPr>
+        <w:ind w:hanging="0" w:start="720"/>
+        <w:rPr/>
+      </w:pPr>
+      <w:r>
+        <w:rPr/>
+        <w:t>[the above quote is not straightforward]</w:t>
+      </w:r>
+    </w:p>
+    <w:p>
+      <w:pPr>
+        <w:pStyle w:val="BodyText"/>
+        <w:numPr>
+          <w:ilvl w:val="0"/>
+          <w:numId w:val="0"/>
+        </w:numPr>
+        <w:ind w:hanging="0" w:start="720"/>
         <w:rPr>
           <w:b/>
           <w:bCs/>
         </w:rPr>
-        <w:t>the Prussian State is a State constituted on principles of intelligence.</w:t>
-      </w:r>
-      <w:r>
-        <w:rPr>
-          <w:b w:val="false"/>
-          <w:bCs w:val="false"/>
-        </w:rPr>
-        <w:t>"</w:t>
-      </w:r>
-    </w:p>
-    <w:p>
-      <w:pPr>
-        <w:pStyle w:val="Normal"/>
-        <w:numPr>
-          <w:ilvl w:val="0"/>
-          <w:numId w:val="27"/>
-        </w:numPr>
-        <w:rPr>
-          <w:b w:val="false"/>
-          <w:bCs w:val="false"/>
-        </w:rPr>
-      </w:pPr>
-      <w:r>
-        <w:rPr>
-          <w:b w:val="false"/>
-          <w:bCs w:val="false"/>
-        </w:rPr>
-        <w:t>"It has thus happened that because vigorous natures turned to the practical, insipidity and dullness appropriated to themselves the pre-eminence in Philosophy and flourished there."</w:t>
-      </w:r>
-    </w:p>
-    <w:p>
-      <w:pPr>
-        <w:pStyle w:val="Normal"/>
-        <w:numPr>
-          <w:ilvl w:val="1"/>
-          <w:numId w:val="27"/>
-        </w:numPr>
-        <w:rPr>
-          <w:b w:val="false"/>
-          <w:bCs w:val="false"/>
-        </w:rPr>
-      </w:pPr>
-      <w:r>
-        <w:rPr>
-          <w:b w:val="false"/>
-          <w:bCs w:val="false"/>
-        </w:rPr>
-        <w:t>very platonic</w:t>
-      </w:r>
-    </w:p>
-    <w:p>
-      <w:pPr>
-        <w:pStyle w:val="Normal"/>
-        <w:numPr>
-          <w:ilvl w:val="0"/>
-          <w:numId w:val="27"/>
-        </w:numPr>
-        <w:rPr/>
-      </w:pPr>
-      <w:r>
-        <w:rPr>
-          <w:b w:val="false"/>
-          <w:bCs w:val="false"/>
-        </w:rPr>
-        <w:t>"</w:t>
-      </w:r>
+      </w:pPr>
       <w:r>
         <w:rPr>
           <w:b/>
           <w:bCs/>
         </w:rPr>
-        <w:t>The love of truth, faith in the power of mind, is the first condition in Philosophy.</w:t>
-      </w:r>
-      <w:r>
-        <w:rPr/>
-        <w:t xml:space="preserve"> Man, because he is Mind, should and must deem himself worthy of the highest; he cannot think too highly of the greatness and the power of his mind, and, with this belief, nothing will be so difficult and hard that it will not reveal itself to him. </w:t>
-      </w:r>
-      <w:r>
-        <w:rPr>
-          <w:b/>
-          <w:bCs/>
-        </w:rPr>
-        <w:t>The Being of the universe, at first hidden and concealed, has no power which can offer resistance to the search for knowledge</w:t>
-      </w:r>
-      <w:r>
-        <w:rPr/>
-        <w:t>; it has to lay itself open before the seeker — to set before his eyes and give for his enjoyment, its riches and its depths.</w:t>
-      </w:r>
-      <w:r>
-        <w:rPr>
-          <w:b w:val="false"/>
-          <w:bCs w:val="false"/>
-        </w:rPr>
-        <w:t>"</w:t>
-      </w:r>
-    </w:p>
-    <w:p>
-      <w:pPr>
-        <w:pStyle w:val="Heading2"/>
-        <w:numPr>
-          <w:ilvl w:val="1"/>
-          <w:numId w:val="1"/>
-        </w:numPr>
-        <w:ind w:hanging="0" w:start="0"/>
-        <w:rPr/>
-      </w:pPr>
-      <w:bookmarkStart w:id="46" w:name="__RefHeading___Toc622_811121753"/>
-      <w:bookmarkEnd w:id="46"/>
-      <w:r>
-        <w:rPr/>
-        <w:t>Preface</w:t>
-      </w:r>
-    </w:p>
-    <w:p>
-      <w:pPr>
-        <w:pStyle w:val="Normal"/>
-        <w:rPr/>
-      </w:pPr>
-      <w:r>
-        <w:rPr/>
-      </w:r>
-      <w:r>
-        <w:br w:type="page"/>
-      </w:r>
-    </w:p>
-    <w:p>
-      <w:pPr>
-        <w:pStyle w:val="Heading1"/>
-        <w:numPr>
-          <w:ilvl w:val="0"/>
-          <w:numId w:val="1"/>
-        </w:numPr>
-        <w:spacing w:before="0" w:after="120"/>
-        <w:ind w:hanging="0" w:start="0"/>
-        <w:rPr/>
-      </w:pPr>
-      <w:bookmarkStart w:id="47" w:name="__RefHeading___Toc1237_2942270856"/>
-      <w:bookmarkEnd w:id="47"/>
-      <w:r>
-        <w:rPr/>
-        <w:t>Raymond Williams, Marxism and Literature</w:t>
-      </w:r>
-    </w:p>
-    <w:p>
-      <w:pPr>
-        <w:pStyle w:val="Heading2"/>
-        <w:numPr>
-          <w:ilvl w:val="1"/>
-          <w:numId w:val="1"/>
-        </w:numPr>
-        <w:ind w:hanging="0" w:start="0"/>
-        <w:rPr/>
-      </w:pPr>
-      <w:bookmarkStart w:id="48" w:name="__RefHeading___Toc1239_2942270856"/>
-      <w:bookmarkEnd w:id="48"/>
-      <w:r>
-        <w:rPr/>
-        <w:t>Base and Superstructure</w:t>
+        <w:t>Some questions:</w:t>
       </w:r>
     </w:p>
     <w:p>
       <w:pPr>
         <w:pStyle w:val="BodyText"/>
+        <w:numPr>
+          <w:ilvl w:val="0"/>
+          <w:numId w:val="0"/>
+        </w:numPr>
+        <w:ind w:hanging="0" w:start="720"/>
+        <w:rPr/>
+      </w:pPr>
+      <w:r>
+        <w:rPr/>
+        <w:t>(5) "Now the possibility of things in accordance with natural laws is essentially distinct in its principles from that in accordance with laws of freedom. This distinction, however, does not consist in the fact that in the latter case the cause is placed in a will, but in the former case outside of the will, in the things themselves. For even if the will follows no other principles than those by means of which the understanding has insight into the possibility of the object in accordance with them, as mere laws of nature, then the proposition which contains the possibility of the object through the causality of the faculty of choice may still be called a practical proposition, yet it is not at all distinct in principle from the theoretical propositions concerning the nature of things, but must rather derive its own content from the latter in order to exhibit the representation of an object in reality."</w:t>
+      </w:r>
+    </w:p>
+    <w:p>
+      <w:pPr>
+        <w:pStyle w:val="BodyText"/>
+        <w:numPr>
+          <w:ilvl w:val="1"/>
+          <w:numId w:val="70"/>
+        </w:numPr>
+        <w:ind w:hanging="0" w:start="720"/>
         <w:rPr>
           <w:i/>
           <w:i/>
@@ -12061,125 +12030,32 @@
           <w:i/>
           <w:iCs/>
         </w:rPr>
-        <w:t>Williams is writing against the tendency to reduce base and superstructure to categories, or more specifically to distinct elements. The reduction happened in the 'transition from Marx to Marxism'</w:t>
-      </w:r>
-    </w:p>
-    <w:p>
-      <w:pPr>
-        <w:pStyle w:val="Normal"/>
-        <w:numPr>
-          <w:ilvl w:val="0"/>
-          <w:numId w:val="60"/>
-        </w:numPr>
-        <w:rPr/>
-      </w:pPr>
-      <w:r>
-        <w:rPr/>
-        <w:t>Engels' letter to Bloch, 1890: "According to the materialist conception of history, the ultimately determining element in history is the production and reproduction of real life."</w:t>
-      </w:r>
-    </w:p>
-    <w:p>
-      <w:pPr>
-        <w:pStyle w:val="Normal"/>
-        <w:numPr>
-          <w:ilvl w:val="0"/>
-          <w:numId w:val="60"/>
-        </w:numPr>
-        <w:rPr/>
-      </w:pPr>
-      <w:r>
-        <w:rPr/>
-        <w:t>(80) "What is fundamentally lacking, in the theoretical formulations of this important period, is any adequate recognition of the indissoluble connections between material production, political and cultural institutions and activity, and consciousness."</w:t>
-      </w:r>
-    </w:p>
-    <w:p>
-      <w:pPr>
-        <w:pStyle w:val="Normal"/>
-        <w:numPr>
-          <w:ilvl w:val="0"/>
-          <w:numId w:val="60"/>
-        </w:numPr>
-        <w:rPr/>
-      </w:pPr>
-      <w:r>
-        <w:rPr/>
-        <w:t>(80) "But what is wrong with it is its description of these 'elements' as 'sequential', when they are in practice indisoluble: not in the sense that they cannot be distinguished for purposes of analysis, but in the decisive sense that they are not separate 'areas' or 'elements' but the whole, specific activities and products of real men."</w:t>
-      </w:r>
-    </w:p>
-    <w:p>
-      <w:pPr>
-        <w:pStyle w:val="Normal"/>
-        <w:numPr>
-          <w:ilvl w:val="0"/>
-          <w:numId w:val="60"/>
-        </w:numPr>
-        <w:rPr/>
-      </w:pPr>
-      <w:r>
-        <w:rPr/>
-        <w:t>(81) "Orthodox analysts began to think of 'the base' and the 'superstructure' as if they were separable concrete entities. In do so they lost sight of the very processes - not abstract relations but constitutive processes - which it should have been the special function of historical materialism to emphasize."</w:t>
-      </w:r>
-    </w:p>
-    <w:p>
-      <w:pPr>
-        <w:pStyle w:val="Normal"/>
-        <w:numPr>
-          <w:ilvl w:val="0"/>
-          <w:numId w:val="60"/>
-        </w:numPr>
-        <w:rPr/>
-      </w:pPr>
-      <w:r>
-        <w:rPr/>
-        <w:t>(81) From Marx, in theories of surplus value: "In order to study the connexion between intellectual and material production it is above all essential to conceive the latter in its determined historical form and not as a general category. For example, there corresponds to the capitalist mode of production a type of intellectual production quite different from that which corresponded to the medieval mode of production. Unless material production itself is understood in its specific historical form, it is impossible to grasp the characteristics of the intellectual production which corresponds to it or the reciprocal action between the two."</w:t>
-      </w:r>
-    </w:p>
-    <w:p>
-      <w:pPr>
-        <w:pStyle w:val="Normal"/>
-        <w:rPr/>
-      </w:pPr>
-      <w:r>
-        <w:rPr/>
-      </w:r>
-    </w:p>
-    <w:p>
-      <w:pPr>
-        <w:pStyle w:val="Normal"/>
-        <w:rPr/>
-      </w:pPr>
-      <w:r>
-        <w:rPr/>
-      </w:r>
-      <w:r>
-        <w:br w:type="page"/>
-      </w:r>
-    </w:p>
-    <w:p>
-      <w:pPr>
-        <w:pStyle w:val="Heading1"/>
-        <w:numPr>
-          <w:ilvl w:val="0"/>
-          <w:numId w:val="1"/>
-        </w:numPr>
-        <w:spacing w:before="0" w:after="120"/>
-        <w:ind w:hanging="0" w:start="0"/>
-        <w:rPr/>
-      </w:pPr>
-      <w:bookmarkStart w:id="49" w:name="__RefHeading___Toc1241_2942270856"/>
-      <w:bookmarkEnd w:id="49"/>
-      <w:r>
-        <w:rPr/>
-        <w:t>Alfred Sohn-Rethel, Intellectual and Manual Labour</w:t>
-      </w:r>
-    </w:p>
-    <w:p>
-      <w:pPr>
-        <w:pStyle w:val="Normal"/>
-        <w:numPr>
-          <w:ilvl w:val="1"/>
-          <w:numId w:val="1"/>
-        </w:numPr>
+        <w:t>So Kant is trying to determine the essential difference between objects that are possible w.r.t natural laws and those possible w.r.t. laws of freedom. He is saying that the mere presence of choice is not enough to make this essential distinction. So what is the distinction?</w:t>
+      </w:r>
+    </w:p>
+    <w:p>
+      <w:pPr>
+        <w:pStyle w:val="BodyText"/>
+        <w:numPr>
+          <w:ilvl w:val="0"/>
+          <w:numId w:val="0"/>
+        </w:numPr>
+        <w:ind w:hanging="0" w:start="720"/>
+        <w:rPr/>
+      </w:pPr>
+      <w:r>
+        <w:rPr/>
+        <w:t>(6) "Only those which directly exhibit the determination of an action as necessary merely through the representation of its form (in accordance with laws in general), without regard to the means of the object that is thereby to be realized, can and must have their own special principles (in the idea of freedom); and, although they ground the concept of an object of the will (the highest good) on these very principles, still this belongs only indirectly, as a consequence, to the practical precept (which is henceforth called moral). Further, there can be no insight into its possibility through the knowledge of nature (theory)."</w:t>
+      </w:r>
+    </w:p>
+    <w:p>
+      <w:pPr>
+        <w:pStyle w:val="BodyText"/>
+        <w:numPr>
+          <w:ilvl w:val="1"/>
+          <w:numId w:val="70"/>
+        </w:numPr>
+        <w:ind w:hanging="0" w:start="720"/>
         <w:rPr>
           <w:i/>
           <w:i/>
@@ -12191,16 +12067,415 @@
           <w:i/>
           <w:iCs/>
         </w:rPr>
-        <w:t>I find this book very strange. The argument of exchange as a real abstraction seems to make sense, but I don't quite understand his jump from there to epistemology. I'm skeptical of his discussion of ancient greece as a commodity society, or a society where commodity production serves as the social synthesis. But perhaps he is merely saying that our ability for abstract reasoning is downstream of real abstraction. We have to encounter abstraction in the real world before we can employ it systematically in thought. I also don't follow the arguments about first and second nature. Those have never really made sense to me.</w:t>
-      </w:r>
-    </w:p>
-    <w:p>
-      <w:pPr>
-        <w:pStyle w:val="Normal"/>
-        <w:numPr>
-          <w:ilvl w:val="1"/>
+        <w:t>This is the difference. The object is those propositions which exhibit the necessity of an action with reference only to its form, not to the object it acts on or realizes. But what does this mean, exactly</w:t>
+      </w:r>
+    </w:p>
+    <w:p>
+      <w:pPr>
+        <w:pStyle w:val="BodyText"/>
+        <w:ind w:hanging="0" w:start="720"/>
+        <w:rPr>
+          <w:i w:val="false"/>
+          <w:i w:val="false"/>
+          <w:iCs w:val="false"/>
+        </w:rPr>
+      </w:pPr>
+      <w:r>
+        <w:rPr>
+          <w:i w:val="false"/>
+          <w:iCs w:val="false"/>
+        </w:rPr>
+        <w:t>(</w:t>
+      </w:r>
+      <w:r>
+        <w:rPr>
+          <w:i w:val="false"/>
+          <w:iCs w:val="false"/>
+        </w:rPr>
+        <w:t>7</w:t>
+      </w:r>
+      <w:r>
+        <w:rPr>
+          <w:i w:val="false"/>
+          <w:iCs w:val="false"/>
+        </w:rPr>
+        <w:t>)</w:t>
+      </w:r>
+      <w:r>
+        <w:rPr>
+          <w:i w:val="false"/>
+          <w:iCs w:val="false"/>
+        </w:rPr>
+        <w:t xml:space="preserve"> "However, we shall in the future also use the expression ‘‘technique’’ where objects of nature are sometimes merely judged as if their possibility were grounded in art, in which cases the judgments are neither theoretical nor practical (in the sense just adduced), since they do not determine anything about the constitution of the object nor the way in which to produce it; rather through them nature itself is judged, but merely in accordance with the analogy with an art, and indeed in subjective relation to our cognitive faculty, not in objective relation to the objects."</w:t>
+      </w:r>
+    </w:p>
+    <w:p>
+      <w:pPr>
+        <w:pStyle w:val="BodyText"/>
+        <w:numPr>
+          <w:ilvl w:val="1"/>
+          <w:numId w:val="71"/>
+        </w:numPr>
+        <w:ind w:hanging="0" w:start="720"/>
+        <w:rPr>
+          <w:i w:val="false"/>
+          <w:i w:val="false"/>
+          <w:iCs w:val="false"/>
+        </w:rPr>
+      </w:pPr>
+      <w:r>
+        <w:rPr>
+          <w:i w:val="false"/>
+          <w:iCs w:val="false"/>
+        </w:rPr>
+        <w:t>So the point of using technical rather than practical for the application of philosophy (in practical geometry, etc) is a point well taken. But this second use of 'technique' is more difficulty. The power of judgment is technical in cases where nature is itself being judged to some other standard? He says this is not part of 'doctrinal philosophy' but a part of the critique of the faculty of cognition.</w:t>
+      </w:r>
+    </w:p>
+    <w:p>
+      <w:pPr>
+        <w:pStyle w:val="BodyText"/>
+        <w:ind w:hanging="0" w:start="720"/>
+        <w:rPr/>
+      </w:pPr>
+      <w:r>
+        <w:rPr/>
+      </w:r>
+    </w:p>
+    <w:p>
+      <w:pPr>
+        <w:pStyle w:val="BodyText"/>
+        <w:numPr>
+          <w:ilvl w:val="0"/>
+          <w:numId w:val="69"/>
+        </w:numPr>
+        <w:rPr/>
+      </w:pPr>
+      <w:r>
+        <w:rPr/>
+        <w:t>On the System of the Higher Cognitive Faculties, Which Grounds Philosophy</w:t>
+      </w:r>
+    </w:p>
+    <w:p>
+      <w:pPr>
+        <w:pStyle w:val="BodyText"/>
+        <w:numPr>
+          <w:ilvl w:val="0"/>
+          <w:numId w:val="0"/>
+        </w:numPr>
+        <w:ind w:hanging="0" w:start="720"/>
+        <w:rPr/>
+      </w:pPr>
+      <w:r>
+        <w:rPr/>
+      </w:r>
+    </w:p>
+    <w:p>
+      <w:pPr>
+        <w:pStyle w:val="BodyText"/>
+        <w:numPr>
+          <w:ilvl w:val="0"/>
+          <w:numId w:val="69"/>
+        </w:numPr>
+        <w:rPr/>
+      </w:pPr>
+      <w:r>
+        <w:rPr/>
+      </w:r>
+      <w:r>
+        <w:br w:type="page"/>
+      </w:r>
+    </w:p>
+    <w:p>
+      <w:pPr>
+        <w:pStyle w:val="Heading1"/>
+        <w:numPr>
+          <w:ilvl w:val="0"/>
           <w:numId w:val="1"/>
         </w:numPr>
+        <w:spacing w:before="0" w:after="120"/>
+        <w:ind w:hanging="0" w:start="0"/>
+        <w:rPr/>
+      </w:pPr>
+      <w:bookmarkStart w:id="45" w:name="__RefHeading___Toc618_811121753"/>
+      <w:bookmarkEnd w:id="45"/>
+      <w:r>
+        <w:rPr/>
+        <w:t>Hegel, Lectures on the History of Philosophy</w:t>
+      </w:r>
+    </w:p>
+    <w:p>
+      <w:pPr>
+        <w:pStyle w:val="Heading2"/>
+        <w:numPr>
+          <w:ilvl w:val="1"/>
+          <w:numId w:val="1"/>
+        </w:numPr>
+        <w:ind w:hanging="0" w:start="0"/>
+        <w:rPr/>
+      </w:pPr>
+      <w:bookmarkStart w:id="46" w:name="__RefHeading___Toc620_811121753"/>
+      <w:bookmarkEnd w:id="46"/>
+      <w:r>
+        <w:rPr/>
+        <w:t>Inaugural Address</w:t>
+      </w:r>
+    </w:p>
+    <w:p>
+      <w:pPr>
+        <w:pStyle w:val="Normal"/>
+        <w:numPr>
+          <w:ilvl w:val="0"/>
+          <w:numId w:val="27"/>
+        </w:numPr>
+        <w:rPr/>
+      </w:pPr>
+      <w:r>
+        <w:rPr/>
+        <w:t xml:space="preserve">"The necessities of the time have accorded to the petty interests of everyday life such overwhelming attention: the deep interests of actuality and the strife respecting these have engrossed all the powers and the forces of the mind — as also the necessary means — to so great an extent, that no place has been left to the higher inward life, the intellectual operations of a purer sort; and the better natures have thus been stunted in their growth, and in great measure sacrificed. </w:t>
+      </w:r>
+      <w:r>
+        <w:rPr>
+          <w:b/>
+          <w:bCs/>
+        </w:rPr>
+        <w:t>Because the spirit of the world was thus occupied, it could not look within and withdraw into itself.</w:t>
+      </w:r>
+      <w:r>
+        <w:rPr/>
+        <w:t>"</w:t>
+      </w:r>
+    </w:p>
+    <w:p>
+      <w:pPr>
+        <w:pStyle w:val="Normal"/>
+        <w:numPr>
+          <w:ilvl w:val="0"/>
+          <w:numId w:val="27"/>
+        </w:numPr>
+        <w:rPr/>
+      </w:pPr>
+      <w:r>
+        <w:rPr/>
+        <w:t xml:space="preserve">"... the Church may now resume her high position — that in addition to the kingdom of the world to which all thoughts and efforts have hitherto been directed, </w:t>
+      </w:r>
+      <w:r>
+        <w:rPr>
+          <w:b/>
+          <w:bCs/>
+        </w:rPr>
+        <w:t>the Kingdom of God may also be considered.</w:t>
+      </w:r>
+      <w:r>
+        <w:rPr/>
+        <w:t>"</w:t>
+      </w:r>
+    </w:p>
+    <w:p>
+      <w:pPr>
+        <w:pStyle w:val="Normal"/>
+        <w:numPr>
+          <w:ilvl w:val="0"/>
+          <w:numId w:val="27"/>
+        </w:numPr>
+        <w:rPr/>
+      </w:pPr>
+      <w:r>
+        <w:rPr/>
+        <w:t xml:space="preserve">"We shall see in the History of Philosophy that in other European countries in which the sciences and the cultivation of the understanding have been prosecuted with zeal and with respect, </w:t>
+      </w:r>
+      <w:r>
+        <w:rPr>
+          <w:b/>
+          <w:bCs/>
+        </w:rPr>
+        <w:t>Philosophy, excepting in name, has sunk even from memory, and that it is in the German nation that it has been retained as a peculiar possession.</w:t>
+      </w:r>
+      <w:r>
+        <w:rPr/>
+        <w:t xml:space="preserve"> We have received the higher call of Nature to be the conservers of this holy flame ..."</w:t>
+      </w:r>
+    </w:p>
+    <w:p>
+      <w:pPr>
+        <w:pStyle w:val="Normal"/>
+        <w:numPr>
+          <w:ilvl w:val="0"/>
+          <w:numId w:val="27"/>
+        </w:numPr>
+        <w:rPr/>
+      </w:pPr>
+      <w:r>
+        <w:rPr/>
+        <w:t xml:space="preserve">"We have already got so far, and have attained to a seriousness so much greater and a consciousness so much deeper, that for us ideas and that which our reason justifies, can alone have weight; to speak more plainly, </w:t>
+      </w:r>
+      <w:r>
+        <w:rPr>
+          <w:b/>
+          <w:bCs/>
+        </w:rPr>
+        <w:t>the Prussian State is a State constituted on principles of intelligence.</w:t>
+      </w:r>
+      <w:r>
+        <w:rPr>
+          <w:b w:val="false"/>
+          <w:bCs w:val="false"/>
+        </w:rPr>
+        <w:t>"</w:t>
+      </w:r>
+    </w:p>
+    <w:p>
+      <w:pPr>
+        <w:pStyle w:val="Normal"/>
+        <w:numPr>
+          <w:ilvl w:val="0"/>
+          <w:numId w:val="27"/>
+        </w:numPr>
+        <w:rPr>
+          <w:b w:val="false"/>
+          <w:bCs w:val="false"/>
+        </w:rPr>
+      </w:pPr>
+      <w:r>
+        <w:rPr>
+          <w:b w:val="false"/>
+          <w:bCs w:val="false"/>
+        </w:rPr>
+        <w:t>"It has thus happened that because vigorous natures turned to the practical, insipidity and dullness appropriated to themselves the pre-eminence in Philosophy and flourished there."</w:t>
+      </w:r>
+    </w:p>
+    <w:p>
+      <w:pPr>
+        <w:pStyle w:val="Normal"/>
+        <w:numPr>
+          <w:ilvl w:val="1"/>
+          <w:numId w:val="27"/>
+        </w:numPr>
+        <w:rPr>
+          <w:b w:val="false"/>
+          <w:bCs w:val="false"/>
+        </w:rPr>
+      </w:pPr>
+      <w:r>
+        <w:rPr>
+          <w:b w:val="false"/>
+          <w:bCs w:val="false"/>
+        </w:rPr>
+        <w:t>very platonic</w:t>
+      </w:r>
+    </w:p>
+    <w:p>
+      <w:pPr>
+        <w:pStyle w:val="Normal"/>
+        <w:numPr>
+          <w:ilvl w:val="0"/>
+          <w:numId w:val="27"/>
+        </w:numPr>
+        <w:rPr/>
+      </w:pPr>
+      <w:r>
+        <w:rPr>
+          <w:b w:val="false"/>
+          <w:bCs w:val="false"/>
+        </w:rPr>
+        <w:t>"</w:t>
+      </w:r>
+      <w:r>
+        <w:rPr>
+          <w:b/>
+          <w:bCs/>
+        </w:rPr>
+        <w:t>The love of truth, faith in the power of mind, is the first condition in Philosophy.</w:t>
+      </w:r>
+      <w:r>
+        <w:rPr/>
+        <w:t xml:space="preserve"> Man, because he is Mind, should and must deem himself worthy of the highest; he cannot think too highly of the greatness and the power of his mind, and, with this belief, nothing will be so difficult and hard that it will not reveal itself to him. </w:t>
+      </w:r>
+      <w:r>
+        <w:rPr>
+          <w:b/>
+          <w:bCs/>
+        </w:rPr>
+        <w:t>The Being of the universe, at first hidden and concealed, has no power which can offer resistance to the search for knowledge</w:t>
+      </w:r>
+      <w:r>
+        <w:rPr/>
+        <w:t>; it has to lay itself open before the seeker — to set before his eyes and give for his enjoyment, its riches and its depths.</w:t>
+      </w:r>
+      <w:r>
+        <w:rPr>
+          <w:b w:val="false"/>
+          <w:bCs w:val="false"/>
+        </w:rPr>
+        <w:t>"</w:t>
+      </w:r>
+    </w:p>
+    <w:p>
+      <w:pPr>
+        <w:pStyle w:val="Heading2"/>
+        <w:numPr>
+          <w:ilvl w:val="1"/>
+          <w:numId w:val="1"/>
+        </w:numPr>
+        <w:ind w:hanging="0" w:start="0"/>
+        <w:rPr/>
+      </w:pPr>
+      <w:bookmarkStart w:id="47" w:name="__RefHeading___Toc622_811121753"/>
+      <w:bookmarkEnd w:id="47"/>
+      <w:r>
+        <w:rPr/>
+        <w:t>Preface</w:t>
+      </w:r>
+    </w:p>
+    <w:p>
+      <w:pPr>
+        <w:pStyle w:val="Normal"/>
+        <w:rPr/>
+      </w:pPr>
+      <w:r>
+        <w:rPr/>
+      </w:r>
+      <w:r>
+        <w:br w:type="page"/>
+      </w:r>
+    </w:p>
+    <w:p>
+      <w:pPr>
+        <w:pStyle w:val="Heading1"/>
+        <w:numPr>
+          <w:ilvl w:val="0"/>
+          <w:numId w:val="1"/>
+        </w:numPr>
+        <w:spacing w:before="0" w:after="120"/>
+        <w:ind w:hanging="0" w:start="0"/>
+        <w:rPr/>
+      </w:pPr>
+      <w:bookmarkStart w:id="48" w:name="__RefHeading___Toc1237_2942270856"/>
+      <w:bookmarkEnd w:id="48"/>
+      <w:r>
+        <w:rPr/>
+        <w:t>Raymond Williams, Marxism and Literature</w:t>
+      </w:r>
+    </w:p>
+    <w:p>
+      <w:pPr>
+        <w:pStyle w:val="Heading2"/>
+        <w:numPr>
+          <w:ilvl w:val="1"/>
+          <w:numId w:val="1"/>
+        </w:numPr>
+        <w:ind w:hanging="0" w:start="0"/>
+        <w:rPr/>
+      </w:pPr>
+      <w:bookmarkStart w:id="49" w:name="__RefHeading___Toc1239_2942270856"/>
+      <w:bookmarkEnd w:id="49"/>
+      <w:r>
+        <w:rPr/>
+        <w:t>Base and Superstructure</w:t>
+      </w:r>
+    </w:p>
+    <w:p>
+      <w:pPr>
+        <w:pStyle w:val="BodyText"/>
         <w:rPr>
           <w:i/>
           <w:i/>
@@ -12208,12 +12483,129 @@
         </w:rPr>
       </w:pPr>
       <w:r>
-        <w:rPr/>
-      </w:r>
-    </w:p>
-    <w:p>
-      <w:pPr>
-        <w:pStyle w:val="Normal"/>
+        <w:rPr>
+          <w:i/>
+          <w:iCs/>
+        </w:rPr>
+        <w:t>Williams is writing against the tendency to reduce base and superstructure to categories, or more specifically to distinct elements. The reduction happened in the 'transition from Marx to Marxism'</w:t>
+      </w:r>
+    </w:p>
+    <w:p>
+      <w:pPr>
+        <w:pStyle w:val="Normal"/>
+        <w:numPr>
+          <w:ilvl w:val="0"/>
+          <w:numId w:val="60"/>
+        </w:numPr>
+        <w:rPr/>
+      </w:pPr>
+      <w:r>
+        <w:rPr/>
+        <w:t>Engels' letter to Bloch, 1890: "According to the materialist conception of history, the ultimately determining element in history is the production and reproduction of real life."</w:t>
+      </w:r>
+    </w:p>
+    <w:p>
+      <w:pPr>
+        <w:pStyle w:val="Normal"/>
+        <w:numPr>
+          <w:ilvl w:val="0"/>
+          <w:numId w:val="60"/>
+        </w:numPr>
+        <w:rPr/>
+      </w:pPr>
+      <w:r>
+        <w:rPr/>
+        <w:t>(80) "What is fundamentally lacking, in the theoretical formulations of this important period, is any adequate recognition of the indissoluble connections between material production, political and cultural institutions and activity, and consciousness."</w:t>
+      </w:r>
+    </w:p>
+    <w:p>
+      <w:pPr>
+        <w:pStyle w:val="Normal"/>
+        <w:numPr>
+          <w:ilvl w:val="0"/>
+          <w:numId w:val="60"/>
+        </w:numPr>
+        <w:rPr/>
+      </w:pPr>
+      <w:r>
+        <w:rPr/>
+        <w:t>(80) "But what is wrong with it is its description of these 'elements' as 'sequential', when they are in practice indisoluble: not in the sense that they cannot be distinguished for purposes of analysis, but in the decisive sense that they are not separate 'areas' or 'elements' but the whole, specific activities and products of real men."</w:t>
+      </w:r>
+    </w:p>
+    <w:p>
+      <w:pPr>
+        <w:pStyle w:val="Normal"/>
+        <w:numPr>
+          <w:ilvl w:val="0"/>
+          <w:numId w:val="60"/>
+        </w:numPr>
+        <w:rPr/>
+      </w:pPr>
+      <w:r>
+        <w:rPr/>
+        <w:t>(81) "Orthodox analysts began to think of 'the base' and the 'superstructure' as if they were separable concrete entities. In do so they lost sight of the very processes - not abstract relations but constitutive processes - which it should have been the special function of historical materialism to emphasize."</w:t>
+      </w:r>
+    </w:p>
+    <w:p>
+      <w:pPr>
+        <w:pStyle w:val="Normal"/>
+        <w:numPr>
+          <w:ilvl w:val="0"/>
+          <w:numId w:val="60"/>
+        </w:numPr>
+        <w:rPr/>
+      </w:pPr>
+      <w:r>
+        <w:rPr/>
+        <w:t>(81) From Marx, in theories of surplus value: "In order to study the connexion between intellectual and material production it is above all essential to conceive the latter in its determined historical form and not as a general category. For example, there corresponds to the capitalist mode of production a type of intellectual production quite different from that which corresponded to the medieval mode of production. Unless material production itself is understood in its specific historical form, it is impossible to grasp the characteristics of the intellectual production which corresponds to it or the reciprocal action between the two."</w:t>
+      </w:r>
+    </w:p>
+    <w:p>
+      <w:pPr>
+        <w:pStyle w:val="Normal"/>
+        <w:rPr/>
+      </w:pPr>
+      <w:r>
+        <w:rPr/>
+      </w:r>
+    </w:p>
+    <w:p>
+      <w:pPr>
+        <w:pStyle w:val="Normal"/>
+        <w:rPr/>
+      </w:pPr>
+      <w:r>
+        <w:rPr/>
+      </w:r>
+      <w:r>
+        <w:br w:type="page"/>
+      </w:r>
+    </w:p>
+    <w:p>
+      <w:pPr>
+        <w:pStyle w:val="Heading1"/>
+        <w:numPr>
+          <w:ilvl w:val="0"/>
+          <w:numId w:val="1"/>
+        </w:numPr>
+        <w:spacing w:before="0" w:after="120"/>
+        <w:ind w:hanging="0" w:start="0"/>
+        <w:rPr/>
+      </w:pPr>
+      <w:bookmarkStart w:id="50" w:name="__RefHeading___Toc1241_2942270856"/>
+      <w:bookmarkEnd w:id="50"/>
+      <w:r>
+        <w:rPr/>
+        <w:t>Alfred Sohn-Rethel, Intellectual and Manual Labour</w:t>
+      </w:r>
+    </w:p>
+    <w:p>
+      <w:pPr>
+        <w:pStyle w:val="Normal"/>
+        <w:numPr>
+          <w:ilvl w:val="1"/>
+          <w:numId w:val="1"/>
+        </w:numPr>
         <w:rPr>
           <w:i/>
           <w:i/>
@@ -12225,29 +12617,15 @@
           <w:i/>
           <w:iCs/>
         </w:rPr>
-        <w:t>I have now finished this book. Unfortunately I was not able to give it the attention it deserved, but I will try to summarize my thoughts here</w:t>
-      </w:r>
-      <w:r>
-        <w:rPr>
-          <w:i/>
-          <w:iCs/>
-        </w:rPr>
-        <w:t>. Any or all of it could be off base, but it's my current understanding</w:t>
-      </w:r>
-      <w:r>
-        <w:rPr>
-          <w:i/>
-          <w:iCs/>
-        </w:rPr>
-        <w:t>:</w:t>
-      </w:r>
-    </w:p>
-    <w:p>
-      <w:pPr>
-        <w:pStyle w:val="Normal"/>
-        <w:numPr>
-          <w:ilvl w:val="0"/>
-          <w:numId w:val="65"/>
+        <w:t>I find this book very strange. The argument of exchange as a real abstraction seems to make sense, but I don't quite understand his jump from there to epistemology. I'm skeptical of his discussion of ancient greece as a commodity society, or a society where commodity production serves as the social synthesis. But perhaps he is merely saying that our ability for abstract reasoning is downstream of real abstraction. We have to encounter abstraction in the real world before we can employ it systematically in thought. I also don't follow the arguments about first and second nature. Those have never really made sense to me.</w:t>
+      </w:r>
+    </w:p>
+    <w:p>
+      <w:pPr>
+        <w:pStyle w:val="Normal"/>
+        <w:numPr>
+          <w:ilvl w:val="1"/>
+          <w:numId w:val="1"/>
         </w:numPr>
         <w:rPr>
           <w:i/>
@@ -12260,16 +12638,11 @@
           <w:i/>
           <w:iCs/>
         </w:rPr>
-        <w:t>Abstraction has generally been considered something that takes place within the mind. However, it also takes place in the realm of social action: the act of exchange itself contains an abstraction within it. Various discrete things are abstracted from their differentiable characteristics and collapsed into some commensurate dimension.</w:t>
-      </w:r>
-    </w:p>
-    <w:p>
-      <w:pPr>
-        <w:pStyle w:val="Normal"/>
-        <w:numPr>
-          <w:ilvl w:val="0"/>
-          <w:numId w:val="65"/>
-        </w:numPr>
+      </w:r>
+    </w:p>
+    <w:p>
+      <w:pPr>
+        <w:pStyle w:val="Normal"/>
         <w:rPr>
           <w:i/>
           <w:i/>
@@ -12281,14 +12654,14 @@
           <w:i/>
           <w:iCs/>
         </w:rPr>
-        <w:t>For Sohn Rethel, experiencing this real abstraction was a precondition of abstract thought.</w:t>
-      </w:r>
-    </w:p>
-    <w:p>
-      <w:pPr>
-        <w:pStyle w:val="Normal"/>
-        <w:numPr>
-          <w:ilvl w:val="1"/>
+        <w:t>I have now finished this book. Unfortunately I was not able to give it the attention it deserved, but I will try to summarize my thoughts here. Any or all of it could be off base, but it's my current understanding:</w:t>
+      </w:r>
+    </w:p>
+    <w:p>
+      <w:pPr>
+        <w:pStyle w:val="Normal"/>
+        <w:numPr>
+          <w:ilvl w:val="0"/>
           <w:numId w:val="65"/>
         </w:numPr>
         <w:rPr>
@@ -12302,7 +12675,7 @@
           <w:i/>
           <w:iCs/>
         </w:rPr>
-        <w:t>Kant finds abstract thought as a total a priori, something internal to the mind; for sohn rethel it originates outside the individual mind</w:t>
+        <w:t>Abstraction has generally been considered something that takes place within the mind. However, it also takes place in the realm of social action: the act of exchange itself contains an abstraction within it. Various discrete things are abstracted from their differentiable characteristics and collapsed into some commensurate dimension.</w:t>
       </w:r>
     </w:p>
     <w:p>
@@ -12323,7 +12696,7 @@
           <w:i/>
           <w:iCs/>
         </w:rPr>
-        <w:t>Three points:</w:t>
+        <w:t>For Sohn Rethel, experiencing this real abstraction was a precondition of abstract thought.</w:t>
       </w:r>
     </w:p>
     <w:p>
@@ -12344,14 +12717,14 @@
           <w:i/>
           <w:iCs/>
         </w:rPr>
-        <w:t>"commodity exchange is an original source of asbraction"</w:t>
-      </w:r>
-    </w:p>
-    <w:p>
-      <w:pPr>
-        <w:pStyle w:val="Normal"/>
-        <w:numPr>
-          <w:ilvl w:val="1"/>
+        <w:t>Kant finds abstract thought as a total a priori, something internal to the mind; for sohn rethel it originates outside the individual mind</w:t>
+      </w:r>
+    </w:p>
+    <w:p>
+      <w:pPr>
+        <w:pStyle w:val="Normal"/>
+        <w:numPr>
+          <w:ilvl w:val="0"/>
           <w:numId w:val="65"/>
         </w:numPr>
         <w:rPr>
@@ -12365,7 +12738,7 @@
           <w:i/>
           <w:iCs/>
         </w:rPr>
-        <w:t>"this abstraction contains the formal elements essential for the cognitive faculty of conceptual thinking"</w:t>
+        <w:t>Three points:</w:t>
       </w:r>
     </w:p>
     <w:p>
@@ -12386,14 +12759,14 @@
           <w:i/>
           <w:iCs/>
         </w:rPr>
-        <w:t>"real abstraction operating in exchange engenders the ideal abstraction basic to Greek philosophy and modern science"</w:t>
-      </w:r>
-    </w:p>
-    <w:p>
-      <w:pPr>
-        <w:pStyle w:val="Normal"/>
-        <w:numPr>
-          <w:ilvl w:val="0"/>
+        <w:t>"commodity exchange is an original source of asbraction"</w:t>
+      </w:r>
+    </w:p>
+    <w:p>
+      <w:pPr>
+        <w:pStyle w:val="Normal"/>
+        <w:numPr>
+          <w:ilvl w:val="1"/>
           <w:numId w:val="65"/>
         </w:numPr>
         <w:rPr>
@@ -12407,14 +12780,14 @@
           <w:i/>
           <w:iCs/>
         </w:rPr>
-        <w:t>Exchange is the social synthesis; it is the social nexus.</w:t>
-      </w:r>
-    </w:p>
-    <w:p>
-      <w:pPr>
-        <w:pStyle w:val="Normal"/>
-        <w:numPr>
-          <w:ilvl w:val="0"/>
+        <w:t>"this abstraction contains the formal elements essential for the cognitive faculty of conceptual thinking"</w:t>
+      </w:r>
+    </w:p>
+    <w:p>
+      <w:pPr>
+        <w:pStyle w:val="Normal"/>
+        <w:numPr>
+          <w:ilvl w:val="1"/>
           <w:numId w:val="65"/>
         </w:numPr>
         <w:rPr>
@@ -12428,7 +12801,7 @@
           <w:i/>
           <w:iCs/>
         </w:rPr>
-        <w:t>A society mediated by exchange is necessarily connected to the division of manual and intellectual labor; the analysis of the commodity form is key to explaning both of these</w:t>
+        <w:t>"real abstraction operating in exchange engenders the ideal abstraction basic to Greek philosophy and modern science"</w:t>
       </w:r>
     </w:p>
     <w:p>
@@ -12449,7 +12822,7 @@
           <w:i/>
           <w:iCs/>
         </w:rPr>
-        <w:t>The rise of coinage is important: it is a sign of commodity production maturing (this is not uncontroversial to me)</w:t>
+        <w:t>Exchange is the social synthesis; it is the social nexus.</w:t>
       </w:r>
     </w:p>
     <w:p>
@@ -12470,12 +12843,16 @@
           <w:i/>
           <w:iCs/>
         </w:rPr>
-        <w:t>From this real abstraction comes abstract thought: the development of 'pure' concepts that are non-empirical</w:t>
-      </w:r>
-    </w:p>
-    <w:p>
-      <w:pPr>
-        <w:pStyle w:val="Normal"/>
+        <w:t>A society mediated by exchange is necessarily connected to the division of manual and intellectual labor; the analysis of the commodity form is key to explaning both of these</w:t>
+      </w:r>
+    </w:p>
+    <w:p>
+      <w:pPr>
+        <w:pStyle w:val="Normal"/>
+        <w:numPr>
+          <w:ilvl w:val="0"/>
+          <w:numId w:val="65"/>
+        </w:numPr>
         <w:rPr>
           <w:i/>
           <w:i/>
@@ -12487,15 +12864,15 @@
           <w:i/>
           <w:iCs/>
         </w:rPr>
-        <w:t>Things that make sense to me:</w:t>
-      </w:r>
-    </w:p>
-    <w:p>
-      <w:pPr>
-        <w:pStyle w:val="Normal"/>
-        <w:numPr>
-          <w:ilvl w:val="0"/>
-          <w:numId w:val="66"/>
+        <w:t>The rise of coinage is important: it is a sign of commodity production maturing (this is not uncontroversial to me)</w:t>
+      </w:r>
+    </w:p>
+    <w:p>
+      <w:pPr>
+        <w:pStyle w:val="Normal"/>
+        <w:numPr>
+          <w:ilvl w:val="0"/>
+          <w:numId w:val="65"/>
         </w:numPr>
         <w:rPr>
           <w:i/>
@@ -12508,16 +12885,12 @@
           <w:i/>
           <w:iCs/>
         </w:rPr>
-        <w:t>Real abstraction preceding abstract thought</w:t>
-      </w:r>
-    </w:p>
-    <w:p>
-      <w:pPr>
-        <w:pStyle w:val="Normal"/>
-        <w:numPr>
-          <w:ilvl w:val="0"/>
-          <w:numId w:val="66"/>
-        </w:numPr>
+        <w:t>From this real abstraction comes abstract thought: the development of 'pure' concepts that are non-empirical</w:t>
+      </w:r>
+    </w:p>
+    <w:p>
+      <w:pPr>
+        <w:pStyle w:val="Normal"/>
         <w:rPr>
           <w:i/>
           <w:i/>
@@ -12529,12 +12902,16 @@
           <w:i/>
           <w:iCs/>
         </w:rPr>
-        <w:t>exchange as the social nexus</w:t>
-      </w:r>
-    </w:p>
-    <w:p>
-      <w:pPr>
-        <w:pStyle w:val="Normal"/>
+        <w:t>Things that make sense to me:</w:t>
+      </w:r>
+    </w:p>
+    <w:p>
+      <w:pPr>
+        <w:pStyle w:val="Normal"/>
+        <w:numPr>
+          <w:ilvl w:val="0"/>
+          <w:numId w:val="66"/>
+        </w:numPr>
         <w:rPr>
           <w:i/>
           <w:i/>
@@ -12546,15 +12923,15 @@
           <w:i/>
           <w:iCs/>
         </w:rPr>
-        <w:t>Things that don't make sense to me</w:t>
-      </w:r>
-    </w:p>
-    <w:p>
-      <w:pPr>
-        <w:pStyle w:val="Normal"/>
-        <w:numPr>
-          <w:ilvl w:val="0"/>
-          <w:numId w:val="67"/>
+        <w:t>Real abstraction preceding abstract thought</w:t>
+      </w:r>
+    </w:p>
+    <w:p>
+      <w:pPr>
+        <w:pStyle w:val="Normal"/>
+        <w:numPr>
+          <w:ilvl w:val="0"/>
+          <w:numId w:val="66"/>
         </w:numPr>
         <w:rPr>
           <w:i/>
@@ -12567,16 +12944,12 @@
           <w:i/>
           <w:iCs/>
         </w:rPr>
-        <w:t>The extension of 'exchange as social nexus' to antiquity</w:t>
-      </w:r>
-    </w:p>
-    <w:p>
-      <w:pPr>
-        <w:pStyle w:val="Normal"/>
-        <w:numPr>
-          <w:ilvl w:val="0"/>
-          <w:numId w:val="67"/>
-        </w:numPr>
+        <w:t>exchange as the social nexus</w:t>
+      </w:r>
+    </w:p>
+    <w:p>
+      <w:pPr>
+        <w:pStyle w:val="Normal"/>
         <w:rPr>
           <w:i/>
           <w:i/>
@@ -12588,6 +12961,48 @@
           <w:i/>
           <w:iCs/>
         </w:rPr>
+        <w:t>Things that don't make sense to me</w:t>
+      </w:r>
+    </w:p>
+    <w:p>
+      <w:pPr>
+        <w:pStyle w:val="Normal"/>
+        <w:numPr>
+          <w:ilvl w:val="0"/>
+          <w:numId w:val="67"/>
+        </w:numPr>
+        <w:rPr>
+          <w:i/>
+          <w:i/>
+          <w:iCs/>
+        </w:rPr>
+      </w:pPr>
+      <w:r>
+        <w:rPr>
+          <w:i/>
+          <w:iCs/>
+        </w:rPr>
+        <w:t>The extension of 'exchange as social nexus' to antiquity</w:t>
+      </w:r>
+    </w:p>
+    <w:p>
+      <w:pPr>
+        <w:pStyle w:val="Normal"/>
+        <w:numPr>
+          <w:ilvl w:val="0"/>
+          <w:numId w:val="67"/>
+        </w:numPr>
+        <w:rPr>
+          <w:i/>
+          <w:i/>
+          <w:iCs/>
+        </w:rPr>
+      </w:pPr>
+      <w:r>
+        <w:rPr>
+          <w:i/>
+          <w:iCs/>
+        </w:rPr>
         <w:t>The relevance of the first and second nature to this analysis</w:t>
       </w:r>
     </w:p>
@@ -12601,8 +13016,8 @@
         <w:ind w:hanging="0" w:start="0"/>
         <w:rPr/>
       </w:pPr>
-      <w:bookmarkStart w:id="50" w:name="__RefHeading___Toc1243_2942270856"/>
-      <w:bookmarkEnd w:id="50"/>
+      <w:bookmarkStart w:id="51" w:name="__RefHeading___Toc1243_2942270856"/>
+      <w:bookmarkEnd w:id="51"/>
       <w:r>
         <w:rPr/>
         <w:t>Preface</w:t>
@@ -12736,8 +13151,8 @@
         <w:ind w:hanging="0" w:start="0"/>
         <w:rPr/>
       </w:pPr>
-      <w:bookmarkStart w:id="51" w:name="__RefHeading___Toc1245_2942270856"/>
-      <w:bookmarkEnd w:id="51"/>
+      <w:bookmarkStart w:id="52" w:name="__RefHeading___Toc1245_2942270856"/>
+      <w:bookmarkEnd w:id="52"/>
       <w:r>
         <w:rPr/>
         <w:t>Introduction</w:t>
@@ -13269,8 +13684,8 @@
         <w:ind w:hanging="0" w:start="0"/>
         <w:rPr/>
       </w:pPr>
-      <w:bookmarkStart w:id="52" w:name="__RefHeading___Toc1396_3674141571"/>
-      <w:bookmarkEnd w:id="52"/>
+      <w:bookmarkStart w:id="53" w:name="__RefHeading___Toc1396_3674141571"/>
+      <w:bookmarkEnd w:id="53"/>
       <w:r>
         <w:rPr/>
         <w:t>Part 1 - Critique of Philosophical Epistemologoy</w:t>
@@ -13634,7 +14049,7 @@
       <w:jc w:val="start"/>
       <w:rPr/>
     </w:pPr>
-    <w:bookmarkStart w:id="53" w:name="PageNumWizard_HEADER_Default_Page_Style1"/>
+    <w:bookmarkStart w:id="54" w:name="PageNumWizard_HEADER_Default_Page_Style1"/>
     <w:r>
       <w:rPr/>
       <w:fldChar w:fldCharType="begin"/>
@@ -13649,13 +14064,13 @@
     </w:r>
     <w:r>
       <w:rPr/>
-      <w:t>46</w:t>
+      <w:t>42</w:t>
     </w:r>
     <w:r>
       <w:rPr/>
       <w:fldChar w:fldCharType="end"/>
     </w:r>
-    <w:bookmarkEnd w:id="53"/>
+    <w:bookmarkEnd w:id="54"/>
   </w:p>
 </w:hdr>
 </file>
@@ -13668,7 +14083,7 @@
       <w:jc w:val="end"/>
       <w:rPr/>
     </w:pPr>
-    <w:bookmarkStart w:id="54" w:name="PageNumWizard_HEADER_Default_Page_Style2"/>
+    <w:bookmarkStart w:id="55" w:name="PageNumWizard_HEADER_Default_Page_Style2"/>
     <w:r>
       <w:rPr/>
       <w:fldChar w:fldCharType="begin"/>
@@ -13683,13 +14098,13 @@
     </w:r>
     <w:r>
       <w:rPr/>
-      <w:t>47</w:t>
+      <w:t>41</w:t>
     </w:r>
     <w:r>
       <w:rPr/>
       <w:fldChar w:fldCharType="end"/>
     </w:r>
-    <w:bookmarkEnd w:id="54"/>
+    <w:bookmarkEnd w:id="55"/>
   </w:p>
 </w:hdr>
 </file>
@@ -23004,6 +23419,399 @@
     </w:lvl>
   </w:abstractNum>
   <w:abstractNum w:abstractNumId="69">
+    <w:lvl w:ilvl="0">
+      <w:start w:val="1"/>
+      <w:numFmt w:val="upperRoman"/>
+      <w:lvlText w:val="%1."/>
+      <w:lvlJc w:val="start"/>
+      <w:pPr>
+        <w:tabs>
+          <w:tab w:val="num" w:pos="720"/>
+        </w:tabs>
+        <w:ind w:start="720" w:hanging="360"/>
+      </w:pPr>
+      <w:rPr/>
+    </w:lvl>
+    <w:lvl w:ilvl="1">
+      <w:start w:val="1"/>
+      <w:numFmt w:val="upperRoman"/>
+      <w:lvlText w:val="%2."/>
+      <w:lvlJc w:val="start"/>
+      <w:pPr>
+        <w:tabs>
+          <w:tab w:val="num" w:pos="1080"/>
+        </w:tabs>
+        <w:ind w:start="1080" w:hanging="360"/>
+      </w:pPr>
+      <w:rPr/>
+    </w:lvl>
+    <w:lvl w:ilvl="2">
+      <w:start w:val="1"/>
+      <w:numFmt w:val="upperRoman"/>
+      <w:lvlText w:val="%3."/>
+      <w:lvlJc w:val="start"/>
+      <w:pPr>
+        <w:tabs>
+          <w:tab w:val="num" w:pos="1440"/>
+        </w:tabs>
+        <w:ind w:start="1440" w:hanging="360"/>
+      </w:pPr>
+      <w:rPr/>
+    </w:lvl>
+    <w:lvl w:ilvl="3">
+      <w:start w:val="1"/>
+      <w:numFmt w:val="upperRoman"/>
+      <w:lvlText w:val="%4."/>
+      <w:lvlJc w:val="start"/>
+      <w:pPr>
+        <w:tabs>
+          <w:tab w:val="num" w:pos="1800"/>
+        </w:tabs>
+        <w:ind w:start="1800" w:hanging="360"/>
+      </w:pPr>
+      <w:rPr/>
+    </w:lvl>
+    <w:lvl w:ilvl="4">
+      <w:start w:val="1"/>
+      <w:numFmt w:val="upperRoman"/>
+      <w:lvlText w:val="%5."/>
+      <w:lvlJc w:val="start"/>
+      <w:pPr>
+        <w:tabs>
+          <w:tab w:val="num" w:pos="2160"/>
+        </w:tabs>
+        <w:ind w:start="2160" w:hanging="360"/>
+      </w:pPr>
+      <w:rPr/>
+    </w:lvl>
+    <w:lvl w:ilvl="5">
+      <w:start w:val="1"/>
+      <w:numFmt w:val="upperRoman"/>
+      <w:lvlText w:val="%6."/>
+      <w:lvlJc w:val="start"/>
+      <w:pPr>
+        <w:tabs>
+          <w:tab w:val="num" w:pos="2520"/>
+        </w:tabs>
+        <w:ind w:start="2520" w:hanging="360"/>
+      </w:pPr>
+      <w:rPr/>
+    </w:lvl>
+    <w:lvl w:ilvl="6">
+      <w:start w:val="1"/>
+      <w:numFmt w:val="upperRoman"/>
+      <w:lvlText w:val="%7."/>
+      <w:lvlJc w:val="start"/>
+      <w:pPr>
+        <w:tabs>
+          <w:tab w:val="num" w:pos="2880"/>
+        </w:tabs>
+        <w:ind w:start="2880" w:hanging="360"/>
+      </w:pPr>
+      <w:rPr/>
+    </w:lvl>
+    <w:lvl w:ilvl="7">
+      <w:start w:val="1"/>
+      <w:numFmt w:val="upperRoman"/>
+      <w:lvlText w:val="%8."/>
+      <w:lvlJc w:val="start"/>
+      <w:pPr>
+        <w:tabs>
+          <w:tab w:val="num" w:pos="3240"/>
+        </w:tabs>
+        <w:ind w:start="3240" w:hanging="360"/>
+      </w:pPr>
+      <w:rPr/>
+    </w:lvl>
+    <w:lvl w:ilvl="8">
+      <w:start w:val="1"/>
+      <w:numFmt w:val="upperRoman"/>
+      <w:lvlText w:val="%9."/>
+      <w:lvlJc w:val="start"/>
+      <w:pPr>
+        <w:tabs>
+          <w:tab w:val="num" w:pos="3600"/>
+        </w:tabs>
+        <w:ind w:start="3600" w:hanging="360"/>
+      </w:pPr>
+      <w:rPr/>
+    </w:lvl>
+  </w:abstractNum>
+  <w:abstractNum w:abstractNumId="70">
+    <w:lvl w:ilvl="0">
+      <w:start w:val="1"/>
+      <w:numFmt w:val="bullet"/>
+      <w:lvlText w:val=""/>
+      <w:lvlJc w:val="start"/>
+      <w:pPr>
+        <w:tabs>
+          <w:tab w:val="num" w:pos="720"/>
+        </w:tabs>
+        <w:ind w:start="720" w:hanging="360"/>
+      </w:pPr>
+      <w:rPr>
+        <w:rFonts w:ascii="Symbol" w:hAnsi="Symbol" w:cs="Symbol" w:hint="default"/>
+      </w:rPr>
+    </w:lvl>
+    <w:lvl w:ilvl="1">
+      <w:start w:val="1"/>
+      <w:numFmt w:val="bullet"/>
+      <w:lvlText w:val=""/>
+      <w:lvlJc w:val="start"/>
+      <w:pPr>
+        <w:tabs>
+          <w:tab w:val="num" w:pos="1080"/>
+        </w:tabs>
+        <w:ind w:start="1080" w:hanging="360"/>
+      </w:pPr>
+      <w:rPr>
+        <w:rFonts w:ascii="Symbol" w:hAnsi="Symbol" w:cs="Symbol" w:hint="default"/>
+      </w:rPr>
+    </w:lvl>
+    <w:lvl w:ilvl="2">
+      <w:start w:val="1"/>
+      <w:numFmt w:val="bullet"/>
+      <w:lvlText w:val=""/>
+      <w:lvlJc w:val="start"/>
+      <w:pPr>
+        <w:tabs>
+          <w:tab w:val="num" w:pos="1440"/>
+        </w:tabs>
+        <w:ind w:start="1440" w:hanging="360"/>
+      </w:pPr>
+      <w:rPr>
+        <w:rFonts w:ascii="Symbol" w:hAnsi="Symbol" w:cs="Symbol" w:hint="default"/>
+      </w:rPr>
+    </w:lvl>
+    <w:lvl w:ilvl="3">
+      <w:start w:val="1"/>
+      <w:numFmt w:val="bullet"/>
+      <w:lvlText w:val=""/>
+      <w:lvlJc w:val="start"/>
+      <w:pPr>
+        <w:tabs>
+          <w:tab w:val="num" w:pos="1800"/>
+        </w:tabs>
+        <w:ind w:start="1800" w:hanging="360"/>
+      </w:pPr>
+      <w:rPr>
+        <w:rFonts w:ascii="Symbol" w:hAnsi="Symbol" w:cs="Symbol" w:hint="default"/>
+      </w:rPr>
+    </w:lvl>
+    <w:lvl w:ilvl="4">
+      <w:start w:val="1"/>
+      <w:numFmt w:val="bullet"/>
+      <w:lvlText w:val=""/>
+      <w:lvlJc w:val="start"/>
+      <w:pPr>
+        <w:tabs>
+          <w:tab w:val="num" w:pos="2160"/>
+        </w:tabs>
+        <w:ind w:start="2160" w:hanging="360"/>
+      </w:pPr>
+      <w:rPr>
+        <w:rFonts w:ascii="Symbol" w:hAnsi="Symbol" w:cs="Symbol" w:hint="default"/>
+      </w:rPr>
+    </w:lvl>
+    <w:lvl w:ilvl="5">
+      <w:start w:val="1"/>
+      <w:numFmt w:val="bullet"/>
+      <w:lvlText w:val=""/>
+      <w:lvlJc w:val="start"/>
+      <w:pPr>
+        <w:tabs>
+          <w:tab w:val="num" w:pos="2520"/>
+        </w:tabs>
+        <w:ind w:start="2520" w:hanging="360"/>
+      </w:pPr>
+      <w:rPr>
+        <w:rFonts w:ascii="Symbol" w:hAnsi="Symbol" w:cs="Symbol" w:hint="default"/>
+      </w:rPr>
+    </w:lvl>
+    <w:lvl w:ilvl="6">
+      <w:start w:val="1"/>
+      <w:numFmt w:val="bullet"/>
+      <w:lvlText w:val=""/>
+      <w:lvlJc w:val="start"/>
+      <w:pPr>
+        <w:tabs>
+          <w:tab w:val="num" w:pos="2880"/>
+        </w:tabs>
+        <w:ind w:start="2880" w:hanging="360"/>
+      </w:pPr>
+      <w:rPr>
+        <w:rFonts w:ascii="Symbol" w:hAnsi="Symbol" w:cs="Symbol" w:hint="default"/>
+      </w:rPr>
+    </w:lvl>
+    <w:lvl w:ilvl="7">
+      <w:start w:val="1"/>
+      <w:numFmt w:val="bullet"/>
+      <w:lvlText w:val=""/>
+      <w:lvlJc w:val="start"/>
+      <w:pPr>
+        <w:tabs>
+          <w:tab w:val="num" w:pos="3240"/>
+        </w:tabs>
+        <w:ind w:start="3240" w:hanging="360"/>
+      </w:pPr>
+      <w:rPr>
+        <w:rFonts w:ascii="Symbol" w:hAnsi="Symbol" w:cs="Symbol" w:hint="default"/>
+      </w:rPr>
+    </w:lvl>
+    <w:lvl w:ilvl="8">
+      <w:start w:val="1"/>
+      <w:numFmt w:val="bullet"/>
+      <w:lvlText w:val=""/>
+      <w:lvlJc w:val="start"/>
+      <w:pPr>
+        <w:tabs>
+          <w:tab w:val="num" w:pos="3600"/>
+        </w:tabs>
+        <w:ind w:start="3600" w:hanging="360"/>
+      </w:pPr>
+      <w:rPr>
+        <w:rFonts w:ascii="Symbol" w:hAnsi="Symbol" w:cs="Symbol" w:hint="default"/>
+      </w:rPr>
+    </w:lvl>
+  </w:abstractNum>
+  <w:abstractNum w:abstractNumId="71">
+    <w:lvl w:ilvl="0">
+      <w:start w:val="1"/>
+      <w:numFmt w:val="bullet"/>
+      <w:lvlText w:val=""/>
+      <w:lvlJc w:val="start"/>
+      <w:pPr>
+        <w:tabs>
+          <w:tab w:val="num" w:pos="720"/>
+        </w:tabs>
+        <w:ind w:start="720" w:hanging="360"/>
+      </w:pPr>
+      <w:rPr>
+        <w:rFonts w:ascii="Symbol" w:hAnsi="Symbol" w:cs="Symbol" w:hint="default"/>
+      </w:rPr>
+    </w:lvl>
+    <w:lvl w:ilvl="1">
+      <w:start w:val="1"/>
+      <w:numFmt w:val="bullet"/>
+      <w:lvlText w:val=""/>
+      <w:lvlJc w:val="start"/>
+      <w:pPr>
+        <w:tabs>
+          <w:tab w:val="num" w:pos="1080"/>
+        </w:tabs>
+        <w:ind w:start="1080" w:hanging="360"/>
+      </w:pPr>
+      <w:rPr>
+        <w:rFonts w:ascii="Symbol" w:hAnsi="Symbol" w:cs="Symbol" w:hint="default"/>
+      </w:rPr>
+    </w:lvl>
+    <w:lvl w:ilvl="2">
+      <w:start w:val="1"/>
+      <w:numFmt w:val="bullet"/>
+      <w:lvlText w:val=""/>
+      <w:lvlJc w:val="start"/>
+      <w:pPr>
+        <w:tabs>
+          <w:tab w:val="num" w:pos="1440"/>
+        </w:tabs>
+        <w:ind w:start="1440" w:hanging="360"/>
+      </w:pPr>
+      <w:rPr>
+        <w:rFonts w:ascii="Symbol" w:hAnsi="Symbol" w:cs="Symbol" w:hint="default"/>
+      </w:rPr>
+    </w:lvl>
+    <w:lvl w:ilvl="3">
+      <w:start w:val="1"/>
+      <w:numFmt w:val="bullet"/>
+      <w:lvlText w:val=""/>
+      <w:lvlJc w:val="start"/>
+      <w:pPr>
+        <w:tabs>
+          <w:tab w:val="num" w:pos="1800"/>
+        </w:tabs>
+        <w:ind w:start="1800" w:hanging="360"/>
+      </w:pPr>
+      <w:rPr>
+        <w:rFonts w:ascii="Symbol" w:hAnsi="Symbol" w:cs="Symbol" w:hint="default"/>
+      </w:rPr>
+    </w:lvl>
+    <w:lvl w:ilvl="4">
+      <w:start w:val="1"/>
+      <w:numFmt w:val="bullet"/>
+      <w:lvlText w:val=""/>
+      <w:lvlJc w:val="start"/>
+      <w:pPr>
+        <w:tabs>
+          <w:tab w:val="num" w:pos="2160"/>
+        </w:tabs>
+        <w:ind w:start="2160" w:hanging="360"/>
+      </w:pPr>
+      <w:rPr>
+        <w:rFonts w:ascii="Symbol" w:hAnsi="Symbol" w:cs="Symbol" w:hint="default"/>
+      </w:rPr>
+    </w:lvl>
+    <w:lvl w:ilvl="5">
+      <w:start w:val="1"/>
+      <w:numFmt w:val="bullet"/>
+      <w:lvlText w:val=""/>
+      <w:lvlJc w:val="start"/>
+      <w:pPr>
+        <w:tabs>
+          <w:tab w:val="num" w:pos="2520"/>
+        </w:tabs>
+        <w:ind w:start="2520" w:hanging="360"/>
+      </w:pPr>
+      <w:rPr>
+        <w:rFonts w:ascii="Symbol" w:hAnsi="Symbol" w:cs="Symbol" w:hint="default"/>
+      </w:rPr>
+    </w:lvl>
+    <w:lvl w:ilvl="6">
+      <w:start w:val="1"/>
+      <w:numFmt w:val="bullet"/>
+      <w:lvlText w:val=""/>
+      <w:lvlJc w:val="start"/>
+      <w:pPr>
+        <w:tabs>
+          <w:tab w:val="num" w:pos="2880"/>
+        </w:tabs>
+        <w:ind w:start="2880" w:hanging="360"/>
+      </w:pPr>
+      <w:rPr>
+        <w:rFonts w:ascii="Symbol" w:hAnsi="Symbol" w:cs="Symbol" w:hint="default"/>
+      </w:rPr>
+    </w:lvl>
+    <w:lvl w:ilvl="7">
+      <w:start w:val="1"/>
+      <w:numFmt w:val="bullet"/>
+      <w:lvlText w:val=""/>
+      <w:lvlJc w:val="start"/>
+      <w:pPr>
+        <w:tabs>
+          <w:tab w:val="num" w:pos="3240"/>
+        </w:tabs>
+        <w:ind w:start="3240" w:hanging="360"/>
+      </w:pPr>
+      <w:rPr>
+        <w:rFonts w:ascii="Symbol" w:hAnsi="Symbol" w:cs="Symbol" w:hint="default"/>
+      </w:rPr>
+    </w:lvl>
+    <w:lvl w:ilvl="8">
+      <w:start w:val="1"/>
+      <w:numFmt w:val="bullet"/>
+      <w:lvlText w:val=""/>
+      <w:lvlJc w:val="start"/>
+      <w:pPr>
+        <w:tabs>
+          <w:tab w:val="num" w:pos="3600"/>
+        </w:tabs>
+        <w:ind w:start="3600" w:hanging="360"/>
+      </w:pPr>
+      <w:rPr>
+        <w:rFonts w:ascii="Symbol" w:hAnsi="Symbol" w:cs="Symbol" w:hint="default"/>
+      </w:rPr>
+    </w:lvl>
+  </w:abstractNum>
+  <w:abstractNum w:abstractNumId="72">
     <w:lvl w:ilvl="0">
       <w:start w:val="1"/>
       <w:numFmt w:val="none"/>
@@ -23328,6 +24136,15 @@
   </w:num>
   <w:num w:numId="69">
     <w:abstractNumId w:val="69"/>
+  </w:num>
+  <w:num w:numId="70">
+    <w:abstractNumId w:val="70"/>
+  </w:num>
+  <w:num w:numId="71">
+    <w:abstractNumId w:val="71"/>
+  </w:num>
+  <w:num w:numId="72">
+    <w:abstractNumId w:val="72"/>
   </w:num>
 </w:numbering>
 </file>
